--- a/docs/บท รวม (แก้แล้ว).docx
+++ b/docs/บท รวม (แก้แล้ว).docx
@@ -332,7 +332,7 @@
           <w:sz w:val="36"/>
           <w:szCs w:val="36"/>
         </w:rPr>
-        <w:t xml:space="preserve">        2.ด้านการแสดงผล ค่า PM2.5 รายจังหวัดและรายสถานี พร้อมค่า PM10 ซึ่งแสดงคู่กันโดยใช้เกณฑ์ของตัวเอง โดยค่า PM10 มีเฉพาะสถานีที่ติดตั้งเครื่องวัดฝุ่นหยาบไว้ด้วย ซึ่งมีประมาณ 61 จาก 175 สถานี หรือราวหนึ่งในสาม ครอบคลุม 31 จาก 77 จังหวัด ระบบจึงแสดงค่า PM10 เฉพาะพื้นที่ที่มีข้อมูล และระบุจำนวนสถานีที่คิดค่าเฉลี่ยกำกับไว้ แผนที่ อันดับจังหวัด การแจ้งเตือน คำแนะนำ 8 กลุ่มเสี่ยง และคำแนะนำรายโรค 7 โรค ส่วนค่าพยากรณ์ล่วงหน้า 2 ช่วง 24 ชั่วโมง และส่วนวิเคราะห์ฝุ่นกับจำนวนผู้ป่วย จัดทำเป็นส่วนสาธิตและแสดงป้ายกำกับไว้ในระบบว่ายังไม่ควรใช้ตัดสินใจ</w:t>
+        <w:t xml:space="preserve">        2.ด้านการแสดงผล ค่า PM2.5 รายจังหวัดและรายสถานี พร้อมค่า PM10 ซึ่งแสดงคู่กันโดยใช้เกณฑ์ของตัวเอง แผนที่ อันดับจังหวัด การแจ้งเตือน คำแนะนำ 8 กลุ่มเสี่ยง และคำแนะนำรายโรค 7 โรค ส่วนค่าพยากรณ์ล่วงหน้า 2 ช่วง 24 ชั่วโมง และส่วนวิเคราะห์ฝุ่นกับจำนวนผู้ป่วย จัดทำเป็นส่วนสาธิตและแสดงป้ายกำกับไว้ในระบบว่ายังไม่ควรใช้ตัดสินใจ ทั้งนี้ค่า PM10 มีเฉพาะสถานีที่ติดตั้งเครื่องวัดฝุ่นหยาบไว้ด้วย ซึ่ง ณ วันที่ 14 ตุลาคม 2569 มี 61 จาก 175 สถานี หรือราวหนึ่งในสาม ครอบคลุม 31 จาก 77 จังหวัด ระบบจึงแสดงค่า PM10 เฉพาะพื้นที่ที่มีข้อมูล และระบุจำนวนสถานีที่คิดค่าเฉลี่ยกำกับไว้</w:t>
       </w:r>
     </w:p>
     <w:p>
